--- a/manuscript/TNBC_Nanocage_Supporting_Information.docx
+++ b/manuscript/TNBC_Nanocage_Supporting_Information.docx
@@ -19,7 +19,7 @@
         <w:rPr>
           <w:i/>
         </w:rPr>
-        <w:t>Andrés Monreal Hernández, Sara Lizbeth Franco Amaya, and Carlos Ivanhoe Martínez Osorio</w:t>
+        <w:t>Andrés Monreal Hernández</w:t>
       </w:r>
     </w:p>
     <w:p>
